--- a/Exercise-2-Answers.docx
+++ b/Exercise-2-Answers.docx
@@ -154,7 +154,7 @@
           <w:sz w:val="24"/>
           <w:szCs w:val="24"/>
         </w:rPr>
-        <w:t xml:space="preserve"> – Household final consumption expenditure of the Philippines (households and NPISHs), in billion pesos at constant prices</w:t>
+        <w:t xml:space="preserve"> – Household final consumption expenditure of the Philippines, in billion pesos (constant prices)</w:t>
       </w:r>
     </w:p>
     <w:p>
@@ -207,7 +207,7 @@
           <w:sz w:val="24"/>
           <w:szCs w:val="24"/>
         </w:rPr>
-        <w:t xml:space="preserve"> – Gross domestic product of the Philippines (national income), in billion pesos at constant prices</w:t>
+        <w:t xml:space="preserve"> – Gross domestic product of the Philippines, in billion pesos (constant prices)</w:t>
       </w:r>
     </w:p>
     <w:p>
@@ -260,7 +260,7 @@
           <w:sz w:val="24"/>
           <w:szCs w:val="24"/>
         </w:rPr>
-        <w:t xml:space="preserve"> – Average bank lending interest rate in the Philippines, in percent per year (%)</w:t>
+        <w:t xml:space="preserve"> – Bank lending interest rate in the Philippines, in percent per year</w:t>
       </w:r>
     </w:p>
     <w:p>
@@ -296,7 +296,7 @@
           <w:sz w:val="24"/>
           <w:szCs w:val="24"/>
         </w:rPr>
-        <w:t xml:space="preserve">Source of data:	World Bank, World Development Indicators (data.worldbank.org), series NE.CON.PRVT.KN (households and NPISHs final consumption expenditure, constant LCU), NY.GDP.MKTP.KN (GDP, constant LCU) and FR.INR.LEND (lending interest rate, %). The peso values were divided by 1,000,000,000 to express them in billion pesos. The sample ends in 2019, the last year of the lending rate series. The full data set is in Annex A.</w:t>
+        <w:t xml:space="preserve">Source of data:	World Bank, World Development Indicators (data.worldbank.org). The data are listed in Annex A.</w:t>
       </w:r>
     </w:p>
     <w:p>
@@ -495,58 +495,7 @@
           <w:sz w:val="24"/>
           <w:szCs w:val="24"/>
         </w:rPr>
-        <w:t xml:space="preserve">This is the basic consumption function: household consumption depends on income (GDP) and on the cost of borrowing (the lending interest rate). The expected signs are β</w:t>
-      </w:r>
-      <w:r>
-        <w:rPr>
-          <w:rFonts w:ascii="Times New Roman" w:cs="Times New Roman" w:eastAsia="Times New Roman" w:hAnsi="Times New Roman"/>
-          <w:sz w:val="24"/>
-          <w:szCs w:val="24"/>
-          <w:vertAlign w:val="subscript"/>
-        </w:rPr>
-        <w:t xml:space="preserve">1</w:t>
-      </w:r>
-      <w:r>
-        <w:rPr>
-          <w:rFonts w:ascii="Times New Roman" w:cs="Times New Roman" w:eastAsia="Times New Roman" w:hAnsi="Times New Roman"/>
-          <w:sz w:val="24"/>
-          <w:szCs w:val="24"/>
-        </w:rPr>
-        <w:t xml:space="preserve"> &gt; 0 (consumption rises with income; β</w:t>
-      </w:r>
-      <w:r>
-        <w:rPr>
-          <w:rFonts w:ascii="Times New Roman" w:cs="Times New Roman" w:eastAsia="Times New Roman" w:hAnsi="Times New Roman"/>
-          <w:sz w:val="24"/>
-          <w:szCs w:val="24"/>
-          <w:vertAlign w:val="subscript"/>
-        </w:rPr>
-        <w:t xml:space="preserve">1</w:t>
-      </w:r>
-      <w:r>
-        <w:rPr>
-          <w:rFonts w:ascii="Times New Roman" w:cs="Times New Roman" w:eastAsia="Times New Roman" w:hAnsi="Times New Roman"/>
-          <w:sz w:val="24"/>
-          <w:szCs w:val="24"/>
-        </w:rPr>
-        <w:t xml:space="preserve"> is the marginal propensity to consume) and β</w:t>
-      </w:r>
-      <w:r>
-        <w:rPr>
-          <w:rFonts w:ascii="Times New Roman" w:cs="Times New Roman" w:eastAsia="Times New Roman" w:hAnsi="Times New Roman"/>
-          <w:sz w:val="24"/>
-          <w:szCs w:val="24"/>
-          <w:vertAlign w:val="subscript"/>
-        </w:rPr>
-        <w:t xml:space="preserve">2</w:t>
-      </w:r>
-      <w:r>
-        <w:rPr>
-          <w:rFonts w:ascii="Times New Roman" w:cs="Times New Roman" w:eastAsia="Times New Roman" w:hAnsi="Times New Roman"/>
-          <w:sz w:val="24"/>
-          <w:szCs w:val="24"/>
-        </w:rPr>
-        <w:t xml:space="preserve"> &lt; 0 (a higher interest rate discourages consumption).</w:t>
+        <w:t xml:space="preserve">Consumption depends on income (gdp) and on the lending interest rate (lendrate).</w:t>
       </w:r>
     </w:p>
     <w:p>
@@ -1808,29 +1757,6 @@
         </w:rPr>
         <w:t xml:space="preserve">lendrate</w:t>
       </w:r>
-      <w:r>
-        <w:rPr>
-          <w:rFonts w:ascii="Times New Roman" w:cs="Times New Roman" w:eastAsia="Times New Roman" w:hAnsi="Times New Roman"/>
-          <w:sz w:val="24"/>
-          <w:szCs w:val="24"/>
-        </w:rPr>
-        <w:t xml:space="preserve">      (F(2, 37) = 4,136.60, Prob &gt; F = 0.0000)</w:t>
-      </w:r>
-    </w:p>
-    <w:p>
-      <w:pPr>
-        <w:spacing w:after="100" w:before="0" w:line="252"/>
-        <w:ind w:left="360"/>
-        <w:jc w:val="both"/>
-      </w:pPr>
-      <w:r>
-        <w:rPr>
-          <w:rFonts w:ascii="Times New Roman" w:cs="Times New Roman" w:eastAsia="Times New Roman" w:hAnsi="Times New Roman"/>
-          <w:sz w:val="24"/>
-          <w:szCs w:val="24"/>
-        </w:rPr>
-        <w:t xml:space="preserve">Both slopes have the expected signs and are statistically significant at α = 5% (p-values 0.000 and 0.005 &lt; 0.05). A ₱1 billion increase in GDP raises household consumption by about ₱0.71 billion, holding the lending rate constant. A 1 percentage point increase in the lending rate lowers consumption by about ₱26.84 billion, holding GDP constant. The regressors explain 99.55% of the variation in consumption.</w:t>
-      </w:r>
     </w:p>
     <w:p>
       <w:pPr>
@@ -2204,24 +2130,7 @@
           <w:sz w:val="24"/>
           <w:szCs w:val="24"/>
         </w:rPr>
-        <w:t xml:space="preserve"> The mean of the error term is 0.00 (practically zero; STATA prints only a tiny rounding value). Its 95% confidence interval, −68.34 to 68.34, contains zero, so the mean of the error term is not significantly different from zero. The errors are sometimes positive and sometimes negative, with no systematic tendency in either direction. This is expected because the model has an intercept: as shown in Lesson 3, the constant β</w:t>
-      </w:r>
-      <w:r>
-        <w:rPr>
-          <w:rFonts w:ascii="Times New Roman" w:cs="Times New Roman" w:eastAsia="Times New Roman" w:hAnsi="Times New Roman"/>
-          <w:sz w:val="24"/>
-          <w:szCs w:val="24"/>
-          <w:vertAlign w:val="subscript"/>
-        </w:rPr>
-        <w:t xml:space="preserve">0</w:t>
-      </w:r>
-      <w:r>
-        <w:rPr>
-          <w:rFonts w:ascii="Times New Roman" w:cs="Times New Roman" w:eastAsia="Times New Roman" w:hAnsi="Times New Roman"/>
-          <w:sz w:val="24"/>
-          <w:szCs w:val="24"/>
-        </w:rPr>
-        <w:t xml:space="preserve"> absorbs any nonzero mean of the disturbance term, so the error term always averages to zero.</w:t>
+        <w:t xml:space="preserve"> The mean of the error term is 0.00. The 95% CI (−68.34 to 68.34) includes zero. So the mean of the error term is not different from zero. E(ε) = 0.</w:t>
       </w:r>
     </w:p>
     <w:p>
@@ -2783,7 +2692,7 @@
           <w:sz w:val="24"/>
           <w:szCs w:val="24"/>
         </w:rPr>
-        <w:t xml:space="preserve">The joint test gives Adj chi2(2) = 5.23 with Prob&gt;chi2 = 0.0732. Taken separately, the skewness test is significant (Pr(Skewness) = 0.0296 &lt; 0.05; the residuals are skewed to the left, skewness = −0.81), while the kurtosis test is not (Pr(Kurtosis) = 0.4171 &gt; 0.05; kurtosis = 3.25, close to 3).</w:t>
+        <w:t xml:space="preserve">The joint test gives Prob&gt;chi2 = 0.0732.</w:t>
       </w:r>
     </w:p>
     <w:p>
@@ -2834,7 +2743,7 @@
           <w:sz w:val="24"/>
           <w:szCs w:val="24"/>
         </w:rPr>
-        <w:t xml:space="preserve">: The error term of the consumption model is normally distributed, i.e., it is symmetric and bell-shaped, with a peakedness and tail thickness that give a kurtosis of 3.</w:t>
+        <w:t xml:space="preserve">: The error term is normally distributed. It is symmetric and bell-shaped, with a kurtosis of 3.</w:t>
       </w:r>
     </w:p>
     <w:p>
@@ -2866,7 +2775,7 @@
           <w:sz w:val="24"/>
           <w:szCs w:val="24"/>
         </w:rPr>
-        <w:t xml:space="preserve">: The error term of the consumption model is not normally distributed.</w:t>
+        <w:t xml:space="preserve">: The error term is not normally distributed.</w:t>
       </w:r>
     </w:p>
     <w:p>
@@ -2910,7 +2819,7 @@
           <w:sz w:val="24"/>
           <w:szCs w:val="24"/>
         </w:rPr>
-        <w:t xml:space="preserve"> The p-value of the joint skewness-kurtosis test, Prob&gt;chi2 = 0.0732, is greater than α = 0.05, so we fail to reject H</w:t>
+        <w:t xml:space="preserve"> Prob&gt;chi2 = 0.0732 is greater than α = 0.05. So we fail to reject H</w:t>
       </w:r>
       <w:r>
         <w:rPr>
@@ -2927,7 +2836,7 @@
           <w:sz w:val="24"/>
           <w:szCs w:val="24"/>
         </w:rPr>
-        <w:t xml:space="preserve">: the error term can be considered normally distributed. The only departure is a mild negative skew (Pr(Skewness) = 0.0296), which comes from the large negative errors of 1980–1983. It is not strong enough for the joint test to reject normality. Because the errors are normal, the t-tests and F-test of the regression in Item 3 can be used.</w:t>
+        <w:t xml:space="preserve">. The error term is normally distributed.</w:t>
       </w:r>
     </w:p>
     <w:p>
@@ -3061,15 +2970,15 @@
           <w:sz w:val="24"/>
           <w:szCs w:val="24"/>
         </w:rPr>
-        <w:t xml:space="preserve">Yes, the graph conforms with the result of #5.</w:t>
-      </w:r>
-      <w:r>
-        <w:rPr>
-          <w:rFonts w:ascii="Times New Roman" w:cs="Times New Roman" w:eastAsia="Times New Roman" w:hAnsi="Times New Roman"/>
-          <w:sz w:val="24"/>
-          <w:szCs w:val="24"/>
-        </w:rPr>
-        <w:t xml:space="preserve"> Most of the errors are grouped around zero and roughly follow the bell shape of the normal curve, which agrees with the joint test that did not reject normality. The histogram also shows the mild departure found in #5: a separate group of large negative errors around −500 (the years 1980–1983) makes the left tail longer than the right, which is the negative skewness picked up by the skewness test. The peak is not unusually sharp or flat, which agrees with the kurtosis being close to 3.</w:t>
+        <w:t xml:space="preserve">Yes.</w:t>
+      </w:r>
+      <w:r>
+        <w:rPr>
+          <w:rFonts w:ascii="Times New Roman" w:cs="Times New Roman" w:eastAsia="Times New Roman" w:hAnsi="Times New Roman"/>
+          <w:sz w:val="24"/>
+          <w:szCs w:val="24"/>
+        </w:rPr>
+        <w:t xml:space="preserve"> The histogram is roughly bell-shaped and centered at zero. It follows the normal curve. This agrees with #5. The error term is normally distributed.</w:t>
       </w:r>
     </w:p>
     <w:p>
@@ -4215,7 +4124,7 @@
           <w:sz w:val="24"/>
           <w:szCs w:val="24"/>
         </w:rPr>
-        <w:t xml:space="preserve"> The correlation of the error term with gdp is 0.0000 (p-value = 1.0000) and with lendrate is 0.0000 (p-value = 1.0000). Both p-values are far above α = 0.05, so there is no significant correlation between the error term and either regressor: E[ε, X</w:t>
+        <w:t xml:space="preserve"> The correlation of the error term with gdp is 0.0000 (p-value = 1.0000). The correlation with lendrate is 0.0000 (p-value = 1.0000). Both p-values are greater than α = 0.05. So the error term is not correlated with X</w:t>
       </w:r>
       <w:r>
         <w:rPr>
@@ -4232,6 +4141,40 @@
           <w:sz w:val="24"/>
           <w:szCs w:val="24"/>
         </w:rPr>
+        <w:t xml:space="preserve"> and X</w:t>
+      </w:r>
+      <w:r>
+        <w:rPr>
+          <w:rFonts w:ascii="Times New Roman" w:cs="Times New Roman" w:eastAsia="Times New Roman" w:hAnsi="Times New Roman"/>
+          <w:sz w:val="24"/>
+          <w:szCs w:val="24"/>
+          <w:vertAlign w:val="subscript"/>
+        </w:rPr>
+        <w:t xml:space="preserve">2</w:t>
+      </w:r>
+      <w:r>
+        <w:rPr>
+          <w:rFonts w:ascii="Times New Roman" w:cs="Times New Roman" w:eastAsia="Times New Roman" w:hAnsi="Times New Roman"/>
+          <w:sz w:val="24"/>
+          <w:szCs w:val="24"/>
+        </w:rPr>
+        <w:t xml:space="preserve">. E[ε, X</w:t>
+      </w:r>
+      <w:r>
+        <w:rPr>
+          <w:rFonts w:ascii="Times New Roman" w:cs="Times New Roman" w:eastAsia="Times New Roman" w:hAnsi="Times New Roman"/>
+          <w:sz w:val="24"/>
+          <w:szCs w:val="24"/>
+          <w:vertAlign w:val="subscript"/>
+        </w:rPr>
+        <w:t xml:space="preserve">1</w:t>
+      </w:r>
+      <w:r>
+        <w:rPr>
+          <w:rFonts w:ascii="Times New Roman" w:cs="Times New Roman" w:eastAsia="Times New Roman" w:hAnsi="Times New Roman"/>
+          <w:sz w:val="24"/>
+          <w:szCs w:val="24"/>
+        </w:rPr>
         <w:t xml:space="preserve">] = 0 and E[ε, X</w:t>
       </w:r>
       <w:r>
@@ -4249,7 +4192,7 @@
           <w:sz w:val="24"/>
           <w:szCs w:val="24"/>
         </w:rPr>
-        <w:t xml:space="preserve">] = 0. The regressors are exogenous with respect to the error term, so they can continue to be treated as non-stochastic (Assumption A.2 remains valid) and the problem of heteroscedasticity from this source does not arise. Note that a zero correlation is guaranteed for OLS residuals: the normal equations X′Xβ̂ = X′Y imply X′e = 0, so the residuals are always uncorrelated with the regressors in the sample.</w:t>
+        <w:t xml:space="preserve">] = 0.</w:t>
       </w:r>
     </w:p>
     <w:p>
@@ -4540,32 +4483,15 @@
           <w:sz w:val="24"/>
           <w:szCs w:val="24"/>
         </w:rPr>
-        <w:t xml:space="preserve">Assumption A.4 is violated; the error term is heteroscedastic.</w:t>
-      </w:r>
-      <w:r>
-        <w:rPr>
-          <w:rFonts w:ascii="Times New Roman" w:cs="Times New Roman" w:eastAsia="Times New Roman" w:hAnsi="Times New Roman"/>
-          <w:sz w:val="24"/>
-          <w:szCs w:val="24"/>
-        </w:rPr>
-        <w:t xml:space="preserve"> The error square does not fluctuate within a constant band across the values of Yhat. It is largest at the lowest fitted values (about 200,000 to 257,000 for 1980–1983), rises again in a hump between Yhat of about 5,000 and 7,000 (2001–2006), and stays small at most of the higher fitted values. Since ε</w:t>
-      </w:r>
-      <w:r>
-        <w:rPr>
-          <w:rFonts w:ascii="Times New Roman" w:cs="Times New Roman" w:eastAsia="Times New Roman" w:hAnsi="Times New Roman"/>
-          <w:sz w:val="24"/>
-          <w:szCs w:val="24"/>
-          <w:vertAlign w:val="superscript"/>
-        </w:rPr>
-        <w:t xml:space="preserve">2</w:t>
-      </w:r>
-      <w:r>
-        <w:rPr>
-          <w:rFonts w:ascii="Times New Roman" w:cs="Times New Roman" w:eastAsia="Times New Roman" w:hAnsi="Times New Roman"/>
-          <w:sz w:val="24"/>
-          <w:szCs w:val="24"/>
-        </w:rPr>
-        <w:t xml:space="preserve"> represents the variance of the error term, the variance is not the same for all observations: the error is more erratic in some years than in others. This is the problem of heteroscedasticity, so the OLS standard errors (and therefore the t-tests) in Item 3 may not be reliable.</w:t>
+        <w:t xml:space="preserve">Assumption A.4 is violated.</w:t>
+      </w:r>
+      <w:r>
+        <w:rPr>
+          <w:rFonts w:ascii="Times New Roman" w:cs="Times New Roman" w:eastAsia="Times New Roman" w:hAnsi="Times New Roman"/>
+          <w:sz w:val="24"/>
+          <w:szCs w:val="24"/>
+        </w:rPr>
+        <w:t xml:space="preserve"> The error square shows a pattern. It is large at low values of Yhat. It rises again at middle values of Yhat. It is small at high values of Yhat. So the variance of the error term is not constant. The error term is heteroscedastic.</w:t>
       </w:r>
     </w:p>
     <w:p>
@@ -4739,7 +4665,7 @@
           <w:sz w:val="24"/>
           <w:szCs w:val="24"/>
         </w:rPr>
-        <w:t xml:space="preserve">&gt; (n = 39 pairs, since 1980 has no previous year).</w:t>
+        <w:t xml:space="preserve">&gt;.</w:t>
       </w:r>
     </w:p>
     <w:tbl>
@@ -5291,7 +5217,7 @@
           <w:sz w:val="24"/>
           <w:szCs w:val="24"/>
         </w:rPr>
-        <w:t xml:space="preserve">Assumption A.5 is violated; the error term is autocorrelated.</w:t>
+        <w:t xml:space="preserve">Assumption A.5 is violated.</w:t>
       </w:r>
       <w:r>
         <w:rPr>
@@ -5333,7 +5259,7 @@
           <w:sz w:val="24"/>
           <w:szCs w:val="24"/>
         </w:rPr>
-        <w:t xml:space="preserve"> is 0.7753, which is strong and positive, and its p-value (0.0000) is below α = 0.05, so it is statistically significant. E(ε</w:t>
+        <w:t xml:space="preserve"> is 0.7753. Its p-value (0.0000) is less than α = 0.05. So the error terms are correlated with each other. E(ε</w:t>
       </w:r>
       <w:r>
         <w:rPr>
@@ -5367,7 +5293,7 @@
           <w:sz w:val="24"/>
           <w:szCs w:val="24"/>
         </w:rPr>
-        <w:t xml:space="preserve">) ≠ 0: when the error is large and positive in one year, it tends to be large and positive in the next year too (for example, the errors are all negative in 1980–1983 and all positive in 2001–2006). This is the problem of autocorrelation, which, as noted in Lesson 3, is common in time series data like this.</w:t>
+        <w:t xml:space="preserve">) ≠ 0. There is autocorrelation.</w:t>
       </w:r>
     </w:p>
     <w:p>
@@ -6132,7 +6058,7 @@
           <w:sz w:val="24"/>
           <w:szCs w:val="24"/>
         </w:rPr>
-        <w:t xml:space="preserve"> The correlation between gdp and lendrate is −0.7794, a strong negative correlation, and its p-value (0.0000) is below α = 0.05, so it is statistically significant. The two regressors are not independently distributed: E[X</w:t>
+        <w:t xml:space="preserve"> The correlation between gdp and lendrate is −0.7794. Its p-value (0.0000) is less than α = 0.05. So X</w:t>
       </w:r>
       <w:r>
         <w:rPr>
@@ -6149,6 +6075,40 @@
           <w:sz w:val="24"/>
           <w:szCs w:val="24"/>
         </w:rPr>
+        <w:t xml:space="preserve"> and X</w:t>
+      </w:r>
+      <w:r>
+        <w:rPr>
+          <w:rFonts w:ascii="Times New Roman" w:cs="Times New Roman" w:eastAsia="Times New Roman" w:hAnsi="Times New Roman"/>
+          <w:sz w:val="24"/>
+          <w:szCs w:val="24"/>
+          <w:vertAlign w:val="subscript"/>
+        </w:rPr>
+        <w:t xml:space="preserve">2</w:t>
+      </w:r>
+      <w:r>
+        <w:rPr>
+          <w:rFonts w:ascii="Times New Roman" w:cs="Times New Roman" w:eastAsia="Times New Roman" w:hAnsi="Times New Roman"/>
+          <w:sz w:val="24"/>
+          <w:szCs w:val="24"/>
+        </w:rPr>
+        <w:t xml:space="preserve"> are correlated. E[X</w:t>
+      </w:r>
+      <w:r>
+        <w:rPr>
+          <w:rFonts w:ascii="Times New Roman" w:cs="Times New Roman" w:eastAsia="Times New Roman" w:hAnsi="Times New Roman"/>
+          <w:sz w:val="24"/>
+          <w:szCs w:val="24"/>
+          <w:vertAlign w:val="subscript"/>
+        </w:rPr>
+        <w:t xml:space="preserve">1</w:t>
+      </w:r>
+      <w:r>
+        <w:rPr>
+          <w:rFonts w:ascii="Times New Roman" w:cs="Times New Roman" w:eastAsia="Times New Roman" w:hAnsi="Times New Roman"/>
+          <w:sz w:val="24"/>
+          <w:szCs w:val="24"/>
+        </w:rPr>
         <w:t xml:space="preserve">, X</w:t>
       </w:r>
       <w:r>
@@ -6166,7 +6126,7 @@
           <w:sz w:val="24"/>
           <w:szCs w:val="24"/>
         </w:rPr>
-        <w:t xml:space="preserve">] ≠ 0. Over 1980–2019, GDP grew steadily while the lending rate trended downward. This indicates a problem of multicollinearity, which makes it harder to separate the individual effects of income and the interest rate on consumption. Even so, both coefficients in Item 3 remained individually significant.</w:t>
+        <w:t xml:space="preserve">] ≠ 0. There is multicollinearity.</w:t>
       </w:r>
     </w:p>
     <w:p>

--- a/Exercise-2-Answers.docx
+++ b/Exercise-2-Answers.docx
@@ -481,21 +481,6 @@
           <w:vertAlign w:val="subscript"/>
         </w:rPr>
         <w:t xml:space="preserve">t</w:t>
-      </w:r>
-    </w:p>
-    <w:p>
-      <w:pPr>
-        <w:spacing w:after="100" w:before="0" w:line="252"/>
-        <w:ind w:left="360"/>
-        <w:jc w:val="both"/>
-      </w:pPr>
-      <w:r>
-        <w:rPr>
-          <w:rFonts w:ascii="Times New Roman" w:cs="Times New Roman" w:eastAsia="Times New Roman" w:hAnsi="Times New Roman"/>
-          <w:sz w:val="24"/>
-          <w:szCs w:val="24"/>
-        </w:rPr>
-        <w:t xml:space="preserve">Consumption depends on income (gdp) and on the lending interest rate (lendrate).</w:t>
       </w:r>
     </w:p>
     <w:p>
@@ -1699,67 +1684,6 @@
     </w:p>
     <w:p>
       <w:pPr>
-        <w:spacing w:after="100" w:before="0" w:line="252"/>
-        <w:ind w:left="360"/>
-        <w:jc w:val="both"/>
-      </w:pPr>
-      <w:r>
-        <w:rPr>
-          <w:rFonts w:ascii="Times New Roman" w:cs="Times New Roman" w:eastAsia="Times New Roman" w:hAnsi="Times New Roman"/>
-          <w:sz w:val="24"/>
-          <w:szCs w:val="24"/>
-        </w:rPr>
-        <w:t xml:space="preserve">Estimated equation:  </w:t>
-      </w:r>
-      <w:r>
-        <w:rPr>
-          <w:rFonts w:ascii="Times New Roman" w:cs="Times New Roman" w:eastAsia="Times New Roman" w:hAnsi="Times New Roman"/>
-          <w:i/>
-          <w:iCs/>
-          <w:sz w:val="24"/>
-          <w:szCs w:val="24"/>
-        </w:rPr>
-        <w:t xml:space="preserve">cons</w:t>
-      </w:r>
-      <w:r>
-        <w:rPr>
-          <w:rFonts w:ascii="Times New Roman" w:cs="Times New Roman" w:eastAsia="Times New Roman" w:hAnsi="Times New Roman"/>
-          <w:sz w:val="24"/>
-          <w:szCs w:val="24"/>
-        </w:rPr>
-        <w:t xml:space="preserve">̂ = 539.63 + 0.71 </w:t>
-      </w:r>
-      <w:r>
-        <w:rPr>
-          <w:rFonts w:ascii="Times New Roman" w:cs="Times New Roman" w:eastAsia="Times New Roman" w:hAnsi="Times New Roman"/>
-          <w:i/>
-          <w:iCs/>
-          <w:sz w:val="24"/>
-          <w:szCs w:val="24"/>
-        </w:rPr>
-        <w:t xml:space="preserve">gdp</w:t>
-      </w:r>
-      <w:r>
-        <w:rPr>
-          <w:rFonts w:ascii="Times New Roman" w:cs="Times New Roman" w:eastAsia="Times New Roman" w:hAnsi="Times New Roman"/>
-          <w:sz w:val="24"/>
-          <w:szCs w:val="24"/>
-        </w:rPr>
-        <w:t xml:space="preserve"> − 26.84 </w:t>
-      </w:r>
-      <w:r>
-        <w:rPr>
-          <w:rFonts w:ascii="Times New Roman" w:cs="Times New Roman" w:eastAsia="Times New Roman" w:hAnsi="Times New Roman"/>
-          <w:i/>
-          <w:iCs/>
-          <w:sz w:val="24"/>
-          <w:szCs w:val="24"/>
-        </w:rPr>
-        <w:t xml:space="preserve">lendrate</w:t>
-      </w:r>
-    </w:p>
-    <w:p>
-      <w:pPr>
         <w:keepNext/>
         <w:tabs>
           <w:tab w:val="left" w:pos="360"/>
@@ -2679,21 +2603,6 @@
       <w:pPr>
         <w:spacing w:after="100" w:before="0"/>
       </w:pPr>
-    </w:p>
-    <w:p>
-      <w:pPr>
-        <w:spacing w:after="100" w:before="0" w:line="252"/>
-        <w:ind w:left="360"/>
-        <w:jc w:val="both"/>
-      </w:pPr>
-      <w:r>
-        <w:rPr>
-          <w:rFonts w:ascii="Times New Roman" w:cs="Times New Roman" w:eastAsia="Times New Roman" w:hAnsi="Times New Roman"/>
-          <w:sz w:val="24"/>
-          <w:szCs w:val="24"/>
-        </w:rPr>
-        <w:t xml:space="preserve">The joint test gives Prob&gt;chi2 = 0.0732.</w:t>
-      </w:r>
     </w:p>
     <w:p>
       <w:pPr>
@@ -4298,76 +4207,6 @@
           <w:szCs w:val="24"/>
         </w:rPr>
         <w:t xml:space="preserve">Answer:</w:t>
-      </w:r>
-    </w:p>
-    <w:p>
-      <w:pPr>
-        <w:keepNext/>
-        <w:spacing w:after="100" w:before="0" w:line="252"/>
-        <w:ind w:left="360"/>
-        <w:jc w:val="both"/>
-      </w:pPr>
-      <w:r>
-        <w:rPr>
-          <w:rFonts w:ascii="Times New Roman" w:cs="Times New Roman" w:eastAsia="Times New Roman" w:hAnsi="Times New Roman"/>
-          <w:sz w:val="24"/>
-          <w:szCs w:val="24"/>
-        </w:rPr>
-        <w:t xml:space="preserve">STATA commands used: &lt;</w:t>
-      </w:r>
-      <w:r>
-        <w:rPr>
-          <w:rFonts w:ascii="Times New Roman" w:cs="Times New Roman" w:eastAsia="Times New Roman" w:hAnsi="Times New Roman"/>
-          <w:i/>
-          <w:iCs/>
-          <w:sz w:val="24"/>
-          <w:szCs w:val="24"/>
-        </w:rPr>
-        <w:t xml:space="preserve">predict yhat</w:t>
-      </w:r>
-      <w:r>
-        <w:rPr>
-          <w:rFonts w:ascii="Times New Roman" w:cs="Times New Roman" w:eastAsia="Times New Roman" w:hAnsi="Times New Roman"/>
-          <w:sz w:val="24"/>
-          <w:szCs w:val="24"/>
-        </w:rPr>
-        <w:t xml:space="preserve">&gt;, &lt;</w:t>
-      </w:r>
-      <w:r>
-        <w:rPr>
-          <w:rFonts w:ascii="Times New Roman" w:cs="Times New Roman" w:eastAsia="Times New Roman" w:hAnsi="Times New Roman"/>
-          <w:i/>
-          <w:iCs/>
-          <w:sz w:val="24"/>
-          <w:szCs w:val="24"/>
-        </w:rPr>
-        <w:t xml:space="preserve">generate errorsq = error^2</w:t>
-      </w:r>
-      <w:r>
-        <w:rPr>
-          <w:rFonts w:ascii="Times New Roman" w:cs="Times New Roman" w:eastAsia="Times New Roman" w:hAnsi="Times New Roman"/>
-          <w:sz w:val="24"/>
-          <w:szCs w:val="24"/>
-        </w:rPr>
-        <w:t xml:space="preserve">&gt; and &lt;</w:t>
-      </w:r>
-      <w:r>
-        <w:rPr>
-          <w:rFonts w:ascii="Times New Roman" w:cs="Times New Roman" w:eastAsia="Times New Roman" w:hAnsi="Times New Roman"/>
-          <w:i/>
-          <w:iCs/>
-          <w:sz w:val="24"/>
-          <w:szCs w:val="24"/>
-        </w:rPr>
-        <w:t xml:space="preserve">scatter errorsq yhat</w:t>
-      </w:r>
-      <w:r>
-        <w:rPr>
-          <w:rFonts w:ascii="Times New Roman" w:cs="Times New Roman" w:eastAsia="Times New Roman" w:hAnsi="Times New Roman"/>
-          <w:sz w:val="24"/>
-          <w:szCs w:val="24"/>
-        </w:rPr>
-        <w:t xml:space="preserve">&gt;.</w:t>
       </w:r>
     </w:p>
     <w:p>
